--- a/process-library/06-safety-ehs/EXOS-SAF-001-0_Cryogenic_Oxygen_(LOx)_Handling_Procedure.docx
+++ b/process-library/06-safety-ehs/EXOS-SAF-001-0_Cryogenic_Oxygen_(LOx)_Handling_Procedure.docx
@@ -1058,7 +1058,7 @@
           <w:color w:val="606A78"/>
           <w:sz w:val="17"/>
         </w:rPr>
-        <w:t>Owner: Safety Officer / Exo   ·   Reference documents: Air Products Liquid Oxygen Safety Data Sheet (SDS); Compressed Gas Association CGA P-12 (Safe Handling of Cryogenic Liquids); OSHA 29 CFR 1910 (oxygen / cryogens / PPE); NFPA 55 (Compressed Gases and Cryogenic Fluids Code); Texas Hazard Communication Act (THCA); Exos Emergency Action Plan (SAFE-EAP)</w:t>
+        <w:t>Owner: Safety Officer / Exo   ·   Reference documents: Air Products Safetygram-16 (Safe Handling of Cryogenic Liquids); Air Products Liquid Oxygen Safety Data Sheet (SDS); Compressed Gas Association CGA P-12 (Safe Handling of Cryogenic Liquids); OSHA 29 CFR 1910 (oxygen / cryogens / PPE); NFPA 55 (Compressed Gases and Cryogenic Fluids Code); Texas Hazard Communication Act (THCA); Exos Emergency Action Plan (SAFE-EAP)</w:t>
       </w:r>
     </w:p>
     <w:sectPr>

--- a/process-library/06-safety-ehs/EXOS-SAF-001-0_Cryogenic_Oxygen_(LOx)_Handling_Procedure.docx
+++ b/process-library/06-safety-ehs/EXOS-SAF-001-0_Cryogenic_Oxygen_(LOx)_Handling_Procedure.docx
@@ -77,7 +77,7 @@
           <w:color w:val="1C1C1C"/>
           <w:sz w:val="18"/>
         </w:rPr>
-        <w:t>DRAFT</w:t>
+        <w:t>APPROVED</w:t>
       </w:r>
     </w:p>
     <w:p>

--- a/process-library/06-safety-ehs/EXOS-SAF-001-0_Cryogenic_Oxygen_(LOx)_Handling_Procedure.docx
+++ b/process-library/06-safety-ehs/EXOS-SAF-001-0_Cryogenic_Oxygen_(LOx)_Handling_Procedure.docx
@@ -1058,7 +1058,7 @@
           <w:color w:val="606A78"/>
           <w:sz w:val="17"/>
         </w:rPr>
-        <w:t>Owner: Safety Officer / Exo   ·   Reference documents: Air Products Safetygram-16 (Safe Handling of Cryogenic Liquids); Air Products Liquid Oxygen Safety Data Sheet (SDS); Compressed Gas Association CGA P-12 (Safe Handling of Cryogenic Liquids); OSHA 29 CFR 1910 (oxygen / cryogens / PPE); NFPA 55 (Compressed Gases and Cryogenic Fluids Code); Texas Hazard Communication Act (THCA); Exos Emergency Action Plan (SAFE-EAP)</w:t>
+        <w:t>Owner: John Quinn, CEO (Approver) / Exo   ·   Reference documents: Air Products Safetygram-16 (Safe Handling of Cryogenic Liquids); Air Products Liquid Oxygen Safety Data Sheet (SDS); Compressed Gas Association CGA P-12 (Safe Handling of Cryogenic Liquids); OSHA 29 CFR 1910 (oxygen / cryogens / PPE); NFPA 55 (Compressed Gases and Cryogenic Fluids Code); Texas Hazard Communication Act (THCA); Exos Emergency Action Plan (SAFE-EAP)</w:t>
       </w:r>
     </w:p>
     <w:sectPr>
